--- a/teff/manuscript/response_to_reviewer.docx
+++ b/teff/manuscript/response_to_reviewer.docx
@@ -302,7 +302,7 @@
     </w:p>
     <w:p>
       <w:r>
-        <w:t>Scripts: the code for the revision study is in teff/ with the per-trajectory results. [AUTHORS TO CONFIRM: the scripts of Stages A and B could not be located in the repository or the supplied files. If they exist, add them to the Supplementary Materials. Otherwise state that they were lost. The revised manuscript reports Tables 4 and 5 only as an illustration and states that no conclusion rests on them.]</w:t>
+        <w:t>Scripts: the code for the revision study is in teff/ with the per-trajectory results. The scripts of Stages A and B are not part of the Supplementary Materials. We therefore report Tables 4 and 5 in the revised manuscript only as an illustration of the estimator, state that they cannot be reproduced from the Supplementary Materials, and rest no conclusion on them (Section 6.4).</w:t>
       </w:r>
     </w:p>
     <w:sectPr>

--- a/teff/manuscript/response_to_reviewer.docx
+++ b/teff/manuscript/response_to_reviewer.docx
@@ -217,7 +217,7 @@
     </w:p>
     <w:p>
       <w:r>
-        <w:t>We expanded the discussion of semantic equivalence and representation reliability in Section 2.2, with references [20-23]. [AUTHORS TO DECIDE: the two cited papers are only loosely related to this study and share an author; keep the sentence only if you consider them relevant.]</w:t>
+        <w:t>We expanded the discussion of semantic equivalence and representation reliability in Section 2.2: entailment-based clustering depends on the quality of the representation of the entailment model [20,21], which we use only for the free-generation baseline and do not validate.</w:t>
       </w:r>
     </w:p>
     <w:p>

--- a/teff/manuscript/response_to_reviewer.docx
+++ b/teff/manuscript/response_to_reviewer.docx
@@ -207,7 +207,7 @@
           <w:i/>
           <w:color w:val="555555"/>
         </w:rPr>
-        <w:t>Section 4.1 selects attractor strengths after probing the same models used in the main experiments. [...] Please validate the findings using independently selected attractor strengths and examine the cases where strong attractors also show interior peaks. The discussion of semantic evaluation and representation reliability could be expanded a little. Related studies such as ROUGE-SEM [...] and MCRSpell [...] may provide useful perspectives [...].</w:t>
+        <w:t>Section 4.1 selects attractor strengths after probing the same models used in the main experiments. [...] Please validate the findings using independently selected attractor strengths and examine the cases where strong attractors also show interior peaks. The discussion of semantic evaluation and representation reliability could be expanded a little. [...]</w:t>
       </w:r>
     </w:p>
     <w:p>

--- a/teff/manuscript/response_to_reviewer.docx
+++ b/teff/manuscript/response_to_reviewer.docx
@@ -7,7 +7,7 @@
         <w:pStyle w:val="Title"/>
       </w:pPr>
       <w:r>
-        <w:t>Response to the Reviewer</w:t>
+        <w:t>Response to the Reviewers</w:t>
       </w:r>
     </w:p>
     <w:p>
@@ -17,7 +17,7 @@
     </w:p>
     <w:p>
       <w:r>
-        <w:t>We thank the reviewer for a careful and constructive report. Every point below was addressed either by a change in the theory, by new experiments, or, where we could not do what was asked, by narrowing our claims and saying so. New and changed text in the revised manuscript is marked in blue. All new experiments are run with the code in the repository folder teff/ (Appendix F), and every number quoted below is produced by it.</w:t>
+        <w:t>We thank both reviewers for careful and constructive reports. Reviewer 1's points are answered first, then Reviewer 2's. Every point below was addressed either by a change in the theory, by new experiments, or, where we could not do what was asked, by narrowing our claims and saying so. New and changed text in the revised manuscript is marked in blue. All new experiments are run with the code in the repository folder teff/ (Appendix F), and every number quoted below is produced by it.</w:t>
       </w:r>
     </w:p>
     <w:p>
@@ -57,6 +57,14 @@
         <w:pStyle w:val="ListBullet"/>
       </w:pPr>
       <w:r>
+        <w:t>Reviewer 2: the fit and uncertainty of the estimate are reported together (Section 3.3, Tables 15 and 20), the claim in Section 3.2 is qualified, the indicators are evaluated against failure and not only against the prompt condition (Section 5.13), and the three suggested papers are cited.</w:t>
+      </w:r>
+    </w:p>
+    <w:p>
+      <w:pPr>
+        <w:pStyle w:val="ListBullet"/>
+      </w:pPr>
+      <w:r>
         <w:t>What we could not do: re-run the 3B and 7B models of the main text, add models above 2B parameters, and supply the Stage A and B scripts (see Points 7).</w:t>
       </w:r>
     </w:p>
@@ -65,7 +73,7 @@
         <w:pStyle w:val="Heading1"/>
       </w:pPr>
       <w:r>
-        <w:t>Point 1: Identification of the effective temperature and the choice of reference</w:t>
+        <w:t>Reviewer 1, Point 1: Identification of the effective temperature and the choice of reference</w:t>
       </w:r>
     </w:p>
     <w:p>
@@ -123,7 +131,7 @@
         <w:pStyle w:val="Heading1"/>
       </w:pPr>
       <w:r>
-        <w:t>Point 2: Saturation threshold, confidence intervals and six choices per trajectory</w:t>
+        <w:t>Reviewer 1, Point 2: Saturation threshold, confidence intervals and six choices per trajectory</w:t>
       </w:r>
     </w:p>
     <w:p>
@@ -165,7 +173,7 @@
         <w:pStyle w:val="Heading1"/>
       </w:pPr>
       <w:r>
-        <w:t>Point 3: Comparison with reference-based measures; candidate-restricted sampling</w:t>
+        <w:t>Reviewer 1, Point 3: Comparison with reference-based measures; candidate-restricted sampling</w:t>
       </w:r>
     </w:p>
     <w:p>
@@ -195,7 +203,7 @@
         <w:pStyle w:val="Heading1"/>
       </w:pPr>
       <w:r>
-        <w:t>Point 4: Attractor strengths chosen on the same models; semantic evaluation and representation reliability</w:t>
+        <w:t>Reviewer 1, Point 4: Attractor strengths chosen on the same models; semantic evaluation and representation reliability</w:t>
       </w:r>
     </w:p>
     <w:p>
@@ -225,7 +233,7 @@
         <w:pStyle w:val="Heading1"/>
       </w:pPr>
       <w:r>
-        <w:t>Point 5: One prompt template, mostly negative-sentiment contamination, and H3</w:t>
+        <w:t>Reviewer 1, Point 5: One prompt template, mostly negative-sentiment contamination, and H3</w:t>
       </w:r>
     </w:p>
     <w:p>
@@ -250,7 +258,7 @@
         <w:pStyle w:val="Heading1"/>
       </w:pPr>
       <w:r>
-        <w:t>Point 6: Semantic entropy baseline; computational overhead</w:t>
+        <w:t>Reviewer 1, Point 6: Semantic entropy baseline; computational overhead</w:t>
       </w:r>
     </w:p>
     <w:p>
@@ -280,7 +288,7 @@
         <w:pStyle w:val="Heading1"/>
       </w:pPr>
       <w:r>
-        <w:t>Point 7: Small models, mixed inference stacks, and missing scripts</w:t>
+        <w:t>Reviewer 1, Point 7: Small models, mixed inference stacks, and missing scripts</w:t>
       </w:r>
     </w:p>
     <w:p>
@@ -303,6 +311,139 @@
     <w:p>
       <w:r>
         <w:t>Scripts: the code for the revision study is in teff/ with the per-trajectory results. The scripts of Stages A and B are not part of the Supplementary Materials. We therefore report Tables 4 and 5 in the revised manuscript only as an illustration of the estimator, state that they cannot be reproduced from the Supplementary Materials, and rest no conclusion on them (Section 6.4).</w:t>
+      </w:r>
+    </w:p>
+    <w:p>
+      <w:pPr>
+        <w:pStyle w:val="Heading1"/>
+      </w:pPr>
+      <w:r>
+        <w:t>Reviewer 2</w:t>
+      </w:r>
+    </w:p>
+    <w:p>
+      <w:r>
+        <w:t>We thank the reviewer for the summary, which states the aim of the study accurately, and for the constructive suggestions. All three were adopted.</w:t>
+      </w:r>
+    </w:p>
+    <w:p>
+      <w:pPr>
+        <w:pStyle w:val="Heading2"/>
+      </w:pPr>
+      <w:r>
+        <w:t>Reviewer 2, Point 1: Fit quality, uncertainty intervals, and the claim in Section 3.2</w:t>
+      </w:r>
+    </w:p>
+    <w:p>
+      <w:pPr>
+        <w:ind w:left="280"/>
+      </w:pPr>
+      <w:r>
+        <w:rPr>
+          <w:i/>
+          <w:color w:val="555555"/>
+        </w:rPr>
+        <w:t>Section 3.3 acknowledges that changing temperature cannot represent changes in the ranking of possible answers, but the paper does not examine fit quality [...] the fitting procedure can return a temperature even when no temperature describes the observed behavior well at all. I would therefore recommend reporting a measure of fit together with the estimated temperature and providing uncertainty intervals. This is particularly important for the trajectory-level estimates based on only six choices. I would also tone down the statement in Section 3.2 that changes in the model's valuations necessarily make the effective temperature differ from the nominal temperature.</w:t>
+      </w:r>
+    </w:p>
+    <w:p>
+      <w:r>
+        <w:rPr>
+          <w:b/>
+        </w:rPr>
+        <w:t xml:space="preserve">Reply, fit. </w:t>
+      </w:r>
+      <w:r>
+        <w:t>Fit: Section 3.3 now states that the estimate must be reported with its fit, and defines two measures, the log-likelihood per step (compared with the uniform value and with the reference at the nominal temperature) and the residual divergence that no rescaling removes. Table 20 reports them for all matched cells of the revision study. Fitting a temperature improved the log-likelihood by only 0.018 to 0.056 nats per step in distorted cells, against 0.96 to 1.15 nats at the nominal temperature, and the context effect is mostly a change of ordering (on average only 26% of the divergence is removable by rescaling; Section 5.9). In simulation a pure reordering returned the upper grid bound with a log-likelihood at the uniform value, which is exactly the failure the reviewer describes (Appendix E, S1).</w:t>
+      </w:r>
+    </w:p>
+    <w:p>
+      <w:r>
+        <w:rPr>
+          <w:b/>
+        </w:rPr>
+        <w:t xml:space="preserve">Reply, intervals. </w:t>
+      </w:r>
+      <w:r>
+        <w:t>Intervals: profile-likelihood and trajectory-bootstrap intervals are now reported (Section 3.3, Tables 15, 16, E1, E2). With six choices the median upper-to-lower ratio of the 95% interval was 9.2 and 92% of trajectories exceeded 4, so we now state that trajectory-level estimates carry little information on their own and that only pooled estimates should be interpreted.</w:t>
+      </w:r>
+    </w:p>
+    <w:p>
+      <w:r>
+        <w:rPr>
+          <w:b/>
+        </w:rPr>
+        <w:t xml:space="preserve">Reply, Section 3.2. </w:t>
+      </w:r>
+      <w:r>
+        <w:t>Section 3.2: we toned down the statement. The text now says that a context that alters the valuations may move the effective temperature away from the nominal one, but need not: a change that leaves the scale and the ordering unchanged, or whose effects cancel across steps, leaves it at the nominal value, and a change of ordering alone corresponds to no particular temperature. The same qualification was made in the Introduction.</w:t>
+      </w:r>
+    </w:p>
+    <w:p>
+      <w:pPr>
+        <w:pStyle w:val="Heading2"/>
+      </w:pPr>
+      <w:r>
+        <w:t>Reviewer 2, Point 2: Detecting a distortion versus predicting failure; the reference-likelihood comparison</w:t>
+      </w:r>
+    </w:p>
+    <w:p>
+      <w:pPr>
+        <w:ind w:left="280"/>
+      </w:pPr>
+      <w:r>
+        <w:rPr>
+          <w:i/>
+          <w:color w:val="555555"/>
+        </w:rPr>
+        <w:t>[...] the paper itself shows that pressure can improve calibration by disrupting a confidently wrong repetition. Detecting pressure therefore does not necessarily mean that one detects a problem per se. In my opinion, the authors should examine separately whether the indicators predict incorrect answers or failure to recover. I would also add a simple comparison using the probability of the observed choices under the clean-prompt reference. This would help establish what fitting a temperature adds beyond having access to that reference.</w:t>
+      </w:r>
+    </w:p>
+    <w:p>
+      <w:r>
+        <w:rPr>
+          <w:b/>
+        </w:rPr>
+        <w:t xml:space="preserve">Reply, outcomes. </w:t>
+      </w:r>
+      <w:r>
+        <w:t>Section 5.13 and Table 21 evaluate the indicators against outcomes. Within each matched cell we compute the probability that a failed trajectory has the higher indicator value, for the outcome low accuracy (fewer than half of six steps correct). Failure to recover could not be analysed, because 98 to 100% of trajectories fail to recover and almost no cell contains both classes. In cells with both outcomes, the sampling-distribution indicators and the same-history reference were close to chance in distorted cells (entropy 0.61, reference log-likelihood 0.57, T_eff 0.53). Only references with a repaired history predicted failure (log-likelihood under the de-duplicated reference 0.95), and we explain why this is expected: it works as a verifier that uses the model's own knowledge of the list, and the gold-repaired version uses the task order. We state that the failure analysis is limited (most trajectories fail in the sticky and strong regimes) and that, in these small models, the distortions did not improve accuracy, so the calibration effect seen in Qwen2.5-3B was not reproduced as an accuracy gain.</w:t>
+      </w:r>
+    </w:p>
+    <w:p>
+      <w:r>
+        <w:rPr>
+          <w:b/>
+        </w:rPr>
+        <w:t xml:space="preserve">Reply, reference likelihood. </w:t>
+      </w:r>
+      <w:r>
+        <w:t>Reference likelihood comparison: the probability of the observed choices under the clean-prompt reference is added as an indicator in Table 13 (Section 5.9) and in Table 21, and Table 20 isolates what fitting adds to it: 0.018 to 0.056 nats per step in distorted cells and 0.001 to 0.002 in clean cells. Fitting a temperature adds nothing as a detector or a predictor of failure beyond the reference likelihood; its contribution is the decomposition into scale and remainder.</w:t>
+      </w:r>
+    </w:p>
+    <w:p>
+      <w:pPr>
+        <w:pStyle w:val="Heading2"/>
+      </w:pPr>
+      <w:r>
+        <w:t>Reviewer 2, Point 3: Suggested references</w:t>
+      </w:r>
+    </w:p>
+    <w:p>
+      <w:pPr>
+        <w:ind w:left="280"/>
+      </w:pPr>
+      <w:r>
+        <w:rPr>
+          <w:i/>
+          <w:color w:val="555555"/>
+        </w:rPr>
+        <w:t>I would cite three papers that seem relevant to the object of the study: The Effect of Sampling Temperature on Problem Solving in Large Language Models (2024); Learning to Break the Loop: Analyzing and Mitigating Repetitions for Neural Text Generation (2022); Calibrating Language Models with Adaptive Temperature Scaling (2024).</w:t>
+      </w:r>
+    </w:p>
+    <w:p>
+      <w:r>
+        <w:t>We thank the reviewer and cite all three. Renze and Guven [23] are discussed in Section 2.1 as evidence that the nominal temperature has little systematic effect on average accuracy, in contrast to our question about context dependence. Xu et al. [24] are cited in the Introduction and Section 2.1 for the self-reinforcement of repetition, of which the planted attractor is a controlled version. Xie et al. [25] are discussed in Section 2.2 as a context-dependent temperature fitted for calibration with labels, in contrast to T_eff, which is fitted against a clean-context reference without labels.</w:t>
       </w:r>
     </w:p>
     <w:sectPr>
